--- a/TS-Kramam/TS-4.5/TS 4.5 Sanskrit Krama Paatam Corrections.docx
+++ b/TS-Kramam/TS-4.5/TS 4.5 Sanskrit Krama Paatam Corrections.docx
@@ -51,27 +51,7 @@
           <w:szCs w:val="32"/>
           <w:u w:val="single"/>
         </w:rPr>
-        <w:t xml:space="preserve">4.5 </w:t>
-      </w:r>
-      <w:r>
-        <w:rPr>
-          <w:b/>
-          <w:bCs/>
-          <w:sz w:val="32"/>
-          <w:szCs w:val="32"/>
-          <w:u w:val="single"/>
-        </w:rPr>
-        <w:t>Sanskrit</w:t>
-      </w:r>
-      <w:r>
-        <w:rPr>
-          <w:b/>
-          <w:bCs/>
-          <w:sz w:val="32"/>
-          <w:szCs w:val="32"/>
-          <w:u w:val="single"/>
-        </w:rPr>
-        <w:t xml:space="preserve"> </w:t>
+        <w:t xml:space="preserve">4.5 Sanskrit </w:t>
       </w:r>
       <w:r>
         <w:rPr>
@@ -270,6 +250,1099 @@
                 <w:sz w:val="28"/>
                 <w:szCs w:val="32"/>
               </w:rPr>
+              <w:t>T.S.4.5.1.</w:t>
+            </w:r>
+            <w:r>
+              <w:rPr>
+                <w:rFonts w:cs="Arial"/>
+                <w:b/>
+                <w:sz w:val="28"/>
+                <w:szCs w:val="32"/>
+              </w:rPr>
+              <w:t>1</w:t>
+            </w:r>
+            <w:r>
+              <w:rPr>
+                <w:rFonts w:cs="Arial"/>
+                <w:b/>
+                <w:sz w:val="28"/>
+                <w:szCs w:val="32"/>
+              </w:rPr>
+              <w:t xml:space="preserve"> – Kramam</w:t>
+            </w:r>
+          </w:p>
+          <w:p>
+            <w:pPr>
+              <w:widowControl w:val="0"/>
+              <w:tabs>
+                <w:tab w:val="left" w:pos="993"/>
+              </w:tabs>
+              <w:autoSpaceDE w:val="0"/>
+              <w:autoSpaceDN w:val="0"/>
+              <w:adjustRightInd w:val="0"/>
+              <w:spacing w:before="0" w:line="252" w:lineRule="auto"/>
+              <w:ind w:right="297"/>
+              <w:rPr>
+                <w:rFonts w:cs="Arial"/>
+                <w:b/>
+                <w:sz w:val="28"/>
+                <w:szCs w:val="32"/>
+                <w:lang w:val="en-IN"/>
+              </w:rPr>
+            </w:pPr>
+            <w:r>
+              <w:rPr>
+                <w:rFonts w:cs="Arial"/>
+                <w:b/>
+                <w:sz w:val="28"/>
+                <w:szCs w:val="32"/>
+                <w:lang w:val="en-IN"/>
+              </w:rPr>
+              <w:t>Krama Vaakyam No.– 28</w:t>
+            </w:r>
+          </w:p>
+          <w:p>
+            <w:pPr>
+              <w:widowControl w:val="0"/>
+              <w:tabs>
+                <w:tab w:val="left" w:pos="993"/>
+              </w:tabs>
+              <w:autoSpaceDE w:val="0"/>
+              <w:autoSpaceDN w:val="0"/>
+              <w:adjustRightInd w:val="0"/>
+              <w:spacing w:before="0" w:line="252" w:lineRule="auto"/>
+              <w:ind w:right="297"/>
+              <w:rPr>
+                <w:rFonts w:cs="Arial"/>
+                <w:b/>
+                <w:sz w:val="28"/>
+                <w:szCs w:val="32"/>
+                <w:lang w:val="it-IT"/>
+              </w:rPr>
+            </w:pPr>
+            <w:r>
+              <w:rPr>
+                <w:rFonts w:cs="Arial"/>
+                <w:b/>
+                <w:sz w:val="28"/>
+                <w:szCs w:val="32"/>
+                <w:lang w:val="it-IT"/>
+              </w:rPr>
+              <w:t>Panchaati No</w:t>
+            </w:r>
+            <w:r>
+              <w:rPr>
+                <w:rFonts w:cs="Arial"/>
+                <w:b/>
+                <w:szCs w:val="32"/>
+                <w:lang w:val="it-IT"/>
+              </w:rPr>
+              <w:t xml:space="preserve">. </w:t>
+            </w:r>
+            <w:r>
+              <w:rPr>
+                <w:rFonts w:cs="Arial"/>
+                <w:b/>
+                <w:szCs w:val="32"/>
+                <w:lang w:val="it-IT"/>
+              </w:rPr>
+              <w:t>1</w:t>
+            </w:r>
+          </w:p>
+        </w:tc>
+        <w:tc>
+          <w:tcPr>
+            <w:tcW w:w="5103" w:type="dxa"/>
+          </w:tcPr>
+          <w:p>
+            <w:pPr>
+              <w:widowControl w:val="0"/>
+              <w:autoSpaceDE w:val="0"/>
+              <w:autoSpaceDN w:val="0"/>
+              <w:adjustRightInd w:val="0"/>
+              <w:spacing w:before="0" w:line="240" w:lineRule="auto"/>
+              <w:rPr>
+                <w:rFonts w:ascii="BRH Malayalam Extra" w:hAnsi="BRH Malayalam Extra" w:cs="BRH Malayalam Extra"/>
+                <w:color w:val="000000"/>
+                <w:sz w:val="40"/>
+                <w:szCs w:val="40"/>
+                <w:lang w:val="it-IT"/>
+              </w:rPr>
+            </w:pPr>
+            <w:r>
+              <w:rPr>
+                <w:rFonts w:ascii="BRH Devanagari Extra" w:hAnsi="BRH Devanagari Extra" w:cs="BRH Devanagari Extra"/>
+                <w:color w:val="000000"/>
+                <w:sz w:val="40"/>
+                <w:szCs w:val="40"/>
+                <w:lang w:val="it-IT"/>
+              </w:rPr>
+              <w:t>ÍzÉ</w:t>
+            </w:r>
+            <w:r>
+              <w:rPr>
+                <w:rFonts w:ascii="BRH Malayalam Extra" w:hAnsi="BRH Malayalam Extra" w:cs="BRH Devanagari Extra"/>
+                <w:color w:val="000000"/>
+                <w:sz w:val="30"/>
+                <w:szCs w:val="40"/>
+                <w:highlight w:val="yellow"/>
+                <w:lang w:val="it-IT"/>
+              </w:rPr>
+              <w:t>–</w:t>
+            </w:r>
+            <w:r>
+              <w:rPr>
+                <w:rFonts w:ascii="BRH Devanagari Extra" w:hAnsi="BRH Devanagari Extra" w:cs="BRH Devanagari Extra"/>
+                <w:color w:val="000000"/>
+                <w:sz w:val="40"/>
+                <w:szCs w:val="40"/>
+                <w:highlight w:val="yellow"/>
+                <w:lang w:val="it-IT"/>
+              </w:rPr>
+              <w:t>uÉ</w:t>
+            </w:r>
+            <w:r>
+              <w:rPr>
+                <w:rFonts w:ascii="BRH Devanagari Extra" w:hAnsi="BRH Devanagari Extra" w:cs="BRH Devanagari Extra"/>
+                <w:color w:val="000000"/>
+                <w:sz w:val="40"/>
+                <w:szCs w:val="40"/>
+                <w:lang w:val="it-IT"/>
+              </w:rPr>
+              <w:t xml:space="preserve"> zÉþU</w:t>
+            </w:r>
+            <w:r>
+              <w:rPr>
+                <w:rFonts w:ascii="BRH Malayalam Extra" w:hAnsi="BRH Malayalam Extra" w:cs="BRH Devanagari Extra"/>
+                <w:color w:val="000000"/>
+                <w:sz w:val="30"/>
+                <w:szCs w:val="40"/>
+                <w:lang w:val="it-IT"/>
+              </w:rPr>
+              <w:t>–</w:t>
+            </w:r>
+            <w:r>
+              <w:rPr>
+                <w:rFonts w:ascii="BRH Devanagari Extra" w:hAnsi="BRH Devanagari Extra" w:cs="BRH Devanagari Extra"/>
+                <w:color w:val="000000"/>
+                <w:sz w:val="40"/>
+                <w:szCs w:val="40"/>
+                <w:lang w:val="it-IT"/>
+              </w:rPr>
+              <w:t>urÉÉÿ | zÉ</w:t>
+            </w:r>
+            <w:r>
+              <w:rPr>
+                <w:rFonts w:ascii="BRH Malayalam Extra" w:hAnsi="BRH Malayalam Extra" w:cs="BRH Devanagari Extra"/>
+                <w:color w:val="000000"/>
+                <w:sz w:val="30"/>
+                <w:szCs w:val="40"/>
+                <w:lang w:val="it-IT"/>
+              </w:rPr>
+              <w:t>–</w:t>
+            </w:r>
+            <w:r>
+              <w:rPr>
+                <w:rFonts w:ascii="BRH Devanagari Extra" w:hAnsi="BRH Devanagari Extra" w:cs="BRH Devanagari Extra"/>
+                <w:color w:val="000000"/>
+                <w:sz w:val="40"/>
+                <w:szCs w:val="40"/>
+                <w:lang w:val="it-IT"/>
+              </w:rPr>
+              <w:t>U</w:t>
+            </w:r>
+            <w:r>
+              <w:rPr>
+                <w:rFonts w:ascii="BRH Malayalam Extra" w:hAnsi="BRH Malayalam Extra" w:cs="BRH Devanagari Extra"/>
+                <w:color w:val="000000"/>
+                <w:sz w:val="30"/>
+                <w:szCs w:val="40"/>
+                <w:lang w:val="it-IT"/>
+              </w:rPr>
+              <w:t>–</w:t>
+            </w:r>
+            <w:r>
+              <w:rPr>
+                <w:rFonts w:ascii="BRH Devanagari Extra" w:hAnsi="BRH Devanagari Extra" w:cs="BRH Devanagari Extra"/>
+                <w:color w:val="000000"/>
+                <w:sz w:val="40"/>
+                <w:szCs w:val="40"/>
+                <w:lang w:val="it-IT"/>
+              </w:rPr>
+              <w:t>urÉÉþ rÉÉ |</w:t>
+            </w:r>
+          </w:p>
+        </w:tc>
+        <w:tc>
+          <w:tcPr>
+            <w:tcW w:w="5386" w:type="dxa"/>
+          </w:tcPr>
+          <w:p>
+            <w:pPr>
+              <w:widowControl w:val="0"/>
+              <w:autoSpaceDE w:val="0"/>
+              <w:autoSpaceDN w:val="0"/>
+              <w:adjustRightInd w:val="0"/>
+              <w:spacing w:before="0" w:line="240" w:lineRule="auto"/>
+              <w:rPr>
+                <w:rFonts w:ascii="BRH Malayalam Extra" w:hAnsi="BRH Malayalam Extra" w:cs="BRH Malayalam Extra"/>
+                <w:color w:val="000000"/>
+                <w:sz w:val="40"/>
+                <w:szCs w:val="40"/>
+                <w:lang w:val="it-IT"/>
+              </w:rPr>
+            </w:pPr>
+            <w:r>
+              <w:rPr>
+                <w:rFonts w:ascii="BRH Devanagari Extra" w:hAnsi="BRH Devanagari Extra" w:cs="BRH Devanagari Extra"/>
+                <w:color w:val="000000"/>
+                <w:sz w:val="40"/>
+                <w:szCs w:val="40"/>
+                <w:lang w:val="it-IT"/>
+              </w:rPr>
+              <w:t>ÍzÉ</w:t>
+            </w:r>
+            <w:r>
+              <w:rPr>
+                <w:rFonts w:ascii="BRH Malayalam Extra" w:hAnsi="BRH Malayalam Extra" w:cs="BRH Devanagari Extra"/>
+                <w:color w:val="000000"/>
+                <w:sz w:val="30"/>
+                <w:szCs w:val="40"/>
+                <w:lang w:val="it-IT"/>
+              </w:rPr>
+              <w:t>–</w:t>
+            </w:r>
+            <w:r>
+              <w:rPr>
+                <w:rFonts w:ascii="BRH Devanagari Extra" w:hAnsi="BRH Devanagari Extra" w:cs="BRH Devanagari Extra"/>
+                <w:color w:val="000000"/>
+                <w:sz w:val="40"/>
+                <w:szCs w:val="40"/>
+                <w:lang w:val="it-IT"/>
+              </w:rPr>
+              <w:t>u</w:t>
+            </w:r>
+            <w:r>
+              <w:rPr>
+                <w:rFonts w:ascii="BRH Devanagari Extra" w:hAnsi="BRH Devanagari Extra" w:cs="BRH Devanagari Extra"/>
+                <w:color w:val="000000"/>
+                <w:sz w:val="40"/>
+                <w:szCs w:val="40"/>
+                <w:highlight w:val="green"/>
+                <w:lang w:val="it-IT"/>
+              </w:rPr>
+              <w:t>ÉÉ</w:t>
+            </w:r>
+            <w:r>
+              <w:rPr>
+                <w:rFonts w:ascii="BRH Devanagari Extra" w:hAnsi="BRH Devanagari Extra" w:cs="BRH Devanagari Extra"/>
+                <w:color w:val="000000"/>
+                <w:sz w:val="40"/>
+                <w:szCs w:val="40"/>
+                <w:lang w:val="it-IT"/>
+              </w:rPr>
+              <w:t xml:space="preserve"> zÉþU</w:t>
+            </w:r>
+            <w:r>
+              <w:rPr>
+                <w:rFonts w:ascii="BRH Malayalam Extra" w:hAnsi="BRH Malayalam Extra" w:cs="BRH Devanagari Extra"/>
+                <w:color w:val="000000"/>
+                <w:sz w:val="30"/>
+                <w:szCs w:val="40"/>
+                <w:lang w:val="it-IT"/>
+              </w:rPr>
+              <w:t>–</w:t>
+            </w:r>
+            <w:r>
+              <w:rPr>
+                <w:rFonts w:ascii="BRH Devanagari Extra" w:hAnsi="BRH Devanagari Extra" w:cs="BRH Devanagari Extra"/>
+                <w:color w:val="000000"/>
+                <w:sz w:val="40"/>
+                <w:szCs w:val="40"/>
+                <w:lang w:val="it-IT"/>
+              </w:rPr>
+              <w:t>urÉÉÿ | zÉ</w:t>
+            </w:r>
+            <w:r>
+              <w:rPr>
+                <w:rFonts w:ascii="BRH Malayalam Extra" w:hAnsi="BRH Malayalam Extra" w:cs="BRH Devanagari Extra"/>
+                <w:color w:val="000000"/>
+                <w:sz w:val="30"/>
+                <w:szCs w:val="40"/>
+                <w:lang w:val="it-IT"/>
+              </w:rPr>
+              <w:t>–</w:t>
+            </w:r>
+            <w:r>
+              <w:rPr>
+                <w:rFonts w:ascii="BRH Devanagari Extra" w:hAnsi="BRH Devanagari Extra" w:cs="BRH Devanagari Extra"/>
+                <w:color w:val="000000"/>
+                <w:sz w:val="40"/>
+                <w:szCs w:val="40"/>
+                <w:lang w:val="it-IT"/>
+              </w:rPr>
+              <w:t>U</w:t>
+            </w:r>
+            <w:r>
+              <w:rPr>
+                <w:rFonts w:ascii="BRH Malayalam Extra" w:hAnsi="BRH Malayalam Extra" w:cs="BRH Devanagari Extra"/>
+                <w:color w:val="000000"/>
+                <w:sz w:val="30"/>
+                <w:szCs w:val="40"/>
+                <w:lang w:val="it-IT"/>
+              </w:rPr>
+              <w:t>–</w:t>
+            </w:r>
+            <w:r>
+              <w:rPr>
+                <w:rFonts w:ascii="BRH Devanagari Extra" w:hAnsi="BRH Devanagari Extra" w:cs="BRH Devanagari Extra"/>
+                <w:color w:val="000000"/>
+                <w:sz w:val="40"/>
+                <w:szCs w:val="40"/>
+                <w:lang w:val="it-IT"/>
+              </w:rPr>
+              <w:t>urÉÉþ rÉÉ |</w:t>
+            </w:r>
+          </w:p>
+        </w:tc>
+      </w:tr>
+      <w:tr>
+        <w:trPr>
+          <w:trHeight w:val="978"/>
+        </w:trPr>
+        <w:tc>
+          <w:tcPr>
+            <w:tcW w:w="3906" w:type="dxa"/>
+          </w:tcPr>
+          <w:p>
+            <w:pPr>
+              <w:widowControl w:val="0"/>
+              <w:tabs>
+                <w:tab w:val="left" w:pos="993"/>
+              </w:tabs>
+              <w:autoSpaceDE w:val="0"/>
+              <w:autoSpaceDN w:val="0"/>
+              <w:adjustRightInd w:val="0"/>
+              <w:spacing w:before="0" w:line="240" w:lineRule="auto"/>
+              <w:ind w:right="297"/>
+              <w:rPr>
+                <w:rFonts w:cs="Arial"/>
+                <w:b/>
+                <w:sz w:val="28"/>
+                <w:szCs w:val="32"/>
+              </w:rPr>
+            </w:pPr>
+            <w:r>
+              <w:rPr>
+                <w:rFonts w:cs="Arial"/>
+                <w:b/>
+                <w:sz w:val="28"/>
+                <w:szCs w:val="32"/>
+              </w:rPr>
+              <w:t>T.S.4.5.1.</w:t>
+            </w:r>
+            <w:r>
+              <w:rPr>
+                <w:rFonts w:cs="Arial"/>
+                <w:b/>
+                <w:sz w:val="28"/>
+                <w:szCs w:val="32"/>
+              </w:rPr>
+              <w:t>3</w:t>
+            </w:r>
+            <w:r>
+              <w:rPr>
+                <w:rFonts w:cs="Arial"/>
+                <w:b/>
+                <w:sz w:val="28"/>
+                <w:szCs w:val="32"/>
+              </w:rPr>
+              <w:t xml:space="preserve"> – Kramam</w:t>
+            </w:r>
+          </w:p>
+          <w:p>
+            <w:pPr>
+              <w:widowControl w:val="0"/>
+              <w:tabs>
+                <w:tab w:val="left" w:pos="993"/>
+              </w:tabs>
+              <w:autoSpaceDE w:val="0"/>
+              <w:autoSpaceDN w:val="0"/>
+              <w:adjustRightInd w:val="0"/>
+              <w:spacing w:before="0" w:line="240" w:lineRule="auto"/>
+              <w:ind w:right="297"/>
+              <w:rPr>
+                <w:rFonts w:cs="Arial"/>
+                <w:b/>
+                <w:sz w:val="28"/>
+                <w:szCs w:val="32"/>
+                <w:lang w:val="en-IN"/>
+              </w:rPr>
+            </w:pPr>
+            <w:r>
+              <w:rPr>
+                <w:rFonts w:cs="Arial"/>
+                <w:b/>
+                <w:sz w:val="28"/>
+                <w:szCs w:val="32"/>
+                <w:lang w:val="en-IN"/>
+              </w:rPr>
+              <w:t>Krama Vaakyam No.– 50</w:t>
+            </w:r>
+          </w:p>
+          <w:p>
+            <w:pPr>
+              <w:widowControl w:val="0"/>
+              <w:tabs>
+                <w:tab w:val="left" w:pos="993"/>
+              </w:tabs>
+              <w:autoSpaceDE w:val="0"/>
+              <w:autoSpaceDN w:val="0"/>
+              <w:adjustRightInd w:val="0"/>
+              <w:spacing w:before="0" w:line="240" w:lineRule="auto"/>
+              <w:ind w:right="297"/>
+              <w:rPr>
+                <w:rFonts w:cs="Arial"/>
+                <w:b/>
+                <w:sz w:val="28"/>
+                <w:szCs w:val="32"/>
+                <w:lang w:val="it-IT"/>
+              </w:rPr>
+            </w:pPr>
+            <w:r>
+              <w:rPr>
+                <w:rFonts w:cs="Arial"/>
+                <w:b/>
+                <w:sz w:val="28"/>
+                <w:szCs w:val="32"/>
+                <w:lang w:val="it-IT"/>
+              </w:rPr>
+              <w:t>Panchaati No</w:t>
+            </w:r>
+            <w:r>
+              <w:rPr>
+                <w:rFonts w:cs="Arial"/>
+                <w:b/>
+                <w:szCs w:val="32"/>
+                <w:lang w:val="it-IT"/>
+              </w:rPr>
+              <w:t xml:space="preserve">. </w:t>
+            </w:r>
+            <w:r>
+              <w:rPr>
+                <w:rFonts w:cs="Arial"/>
+                <w:b/>
+                <w:szCs w:val="32"/>
+                <w:lang w:val="it-IT"/>
+              </w:rPr>
+              <w:t>3</w:t>
+            </w:r>
+          </w:p>
+        </w:tc>
+        <w:tc>
+          <w:tcPr>
+            <w:tcW w:w="5103" w:type="dxa"/>
+          </w:tcPr>
+          <w:p>
+            <w:pPr>
+              <w:widowControl w:val="0"/>
+              <w:autoSpaceDE w:val="0"/>
+              <w:autoSpaceDN w:val="0"/>
+              <w:adjustRightInd w:val="0"/>
+              <w:spacing w:before="0" w:line="240" w:lineRule="auto"/>
+              <w:rPr>
+                <w:rFonts w:ascii="BRH Malayalam Extra" w:hAnsi="BRH Malayalam Extra" w:cs="BRH Malayalam Extra"/>
+                <w:color w:val="000000"/>
+                <w:sz w:val="40"/>
+                <w:szCs w:val="40"/>
+                <w:lang w:val="it-IT"/>
+              </w:rPr>
+            </w:pPr>
+            <w:r>
+              <w:rPr>
+                <w:rFonts w:ascii="BRH Devanagari Extra" w:hAnsi="BRH Devanagari Extra" w:cs="BRH Devanagari Extra"/>
+                <w:color w:val="000000"/>
+                <w:sz w:val="40"/>
+                <w:szCs w:val="40"/>
+                <w:lang w:val="it-IT"/>
+              </w:rPr>
+              <w:t>E</w:t>
+            </w:r>
+            <w:r>
+              <w:rPr>
+                <w:rFonts w:ascii="BRH Malayalam Extra" w:hAnsi="BRH Malayalam Extra" w:cs="BRH Devanagari Extra"/>
+                <w:color w:val="000000"/>
+                <w:sz w:val="30"/>
+                <w:szCs w:val="40"/>
+                <w:lang w:val="it-IT"/>
+              </w:rPr>
+              <w:t>–</w:t>
+            </w:r>
+            <w:r>
+              <w:rPr>
+                <w:rFonts w:ascii="BRH Devanagari Extra" w:hAnsi="BRH Devanagari Extra" w:cs="BRH Devanagari Extra"/>
+                <w:color w:val="000000"/>
+                <w:sz w:val="40"/>
+                <w:szCs w:val="40"/>
+                <w:lang w:val="it-IT"/>
+              </w:rPr>
+              <w:t>pÉrÉÉå</w:t>
+            </w:r>
+            <w:r>
+              <w:rPr>
+                <w:rFonts w:ascii="BRH Malayalam Extra" w:hAnsi="BRH Malayalam Extra" w:cs="BRH Devanagari Extra"/>
+                <w:color w:val="000000"/>
+                <w:sz w:val="30"/>
+                <w:szCs w:val="40"/>
+                <w:lang w:val="it-IT"/>
+              </w:rPr>
+              <w:t>–</w:t>
+            </w:r>
+            <w:r>
+              <w:rPr>
+                <w:rFonts w:ascii="BRH Devanagari Extra" w:hAnsi="BRH Devanagari Extra" w:cs="BRH Devanagari Extra"/>
+                <w:color w:val="000000"/>
+                <w:sz w:val="40"/>
+                <w:szCs w:val="40"/>
+                <w:highlight w:val="yellow"/>
+                <w:lang w:val="it-IT"/>
+              </w:rPr>
+              <w:t>UÉÌ¦Éþ</w:t>
+            </w:r>
+            <w:r>
+              <w:rPr>
+                <w:rFonts w:ascii="BRH Devanagari Extra" w:hAnsi="BRH Devanagari Extra" w:cs="BRH Devanagari Extra"/>
+                <w:color w:val="000000"/>
+                <w:sz w:val="40"/>
+                <w:szCs w:val="40"/>
+                <w:lang w:val="it-IT"/>
+              </w:rPr>
+              <w:t>rÉÉåÈ |</w:t>
+            </w:r>
+            <w:r>
+              <w:rPr>
+                <w:rFonts w:ascii="BRH Devanagari Extra" w:hAnsi="BRH Devanagari Extra" w:cs="BRH Devanagari Extra"/>
+                <w:color w:val="000000"/>
+                <w:sz w:val="40"/>
+                <w:szCs w:val="40"/>
+                <w:lang w:val="it-IT"/>
+              </w:rPr>
+              <w:t xml:space="preserve"> </w:t>
+            </w:r>
+            <w:r>
+              <w:rPr>
+                <w:rFonts w:ascii="BRH Devanagari Extra" w:hAnsi="BRH Devanagari Extra" w:cs="BRH Devanagari Extra"/>
+                <w:color w:val="000000"/>
+                <w:sz w:val="40"/>
+                <w:szCs w:val="40"/>
+                <w:lang w:val="it-IT"/>
+              </w:rPr>
+              <w:t>AÉÌ¦ÉïþrÉÉå</w:t>
+            </w:r>
+            <w:r>
+              <w:rPr>
+                <w:rFonts w:ascii="BRH Malayalam Extra" w:hAnsi="BRH Malayalam Extra" w:cs="BRH Devanagari Extra"/>
+                <w:color w:val="000000"/>
+                <w:sz w:val="30"/>
+                <w:szCs w:val="40"/>
+                <w:lang w:val="it-IT"/>
+              </w:rPr>
+              <w:t>–</w:t>
+            </w:r>
+            <w:r>
+              <w:rPr>
+                <w:rFonts w:ascii="BRH Devanagari Extra" w:hAnsi="BRH Devanagari Extra" w:cs="BRH Devanagari Extra"/>
+                <w:color w:val="000000"/>
+                <w:sz w:val="40"/>
+                <w:szCs w:val="40"/>
+                <w:lang w:val="it-IT"/>
+              </w:rPr>
+              <w:t>erÉÉïqÉç |</w:t>
+            </w:r>
+          </w:p>
+        </w:tc>
+        <w:tc>
+          <w:tcPr>
+            <w:tcW w:w="5386" w:type="dxa"/>
+          </w:tcPr>
+          <w:p>
+            <w:pPr>
+              <w:widowControl w:val="0"/>
+              <w:autoSpaceDE w:val="0"/>
+              <w:autoSpaceDN w:val="0"/>
+              <w:adjustRightInd w:val="0"/>
+              <w:spacing w:before="0" w:line="240" w:lineRule="auto"/>
+              <w:rPr>
+                <w:rFonts w:ascii="BRH Malayalam Extra" w:hAnsi="BRH Malayalam Extra" w:cs="BRH Malayalam Extra"/>
+                <w:color w:val="000000"/>
+                <w:sz w:val="40"/>
+                <w:szCs w:val="40"/>
+                <w:lang w:val="it-IT"/>
+              </w:rPr>
+            </w:pPr>
+            <w:r>
+              <w:rPr>
+                <w:rFonts w:ascii="BRH Devanagari Extra" w:hAnsi="BRH Devanagari Extra" w:cs="BRH Devanagari Extra"/>
+                <w:color w:val="000000"/>
+                <w:sz w:val="40"/>
+                <w:szCs w:val="40"/>
+                <w:lang w:val="it-IT"/>
+              </w:rPr>
+              <w:t>E</w:t>
+            </w:r>
+            <w:r>
+              <w:rPr>
+                <w:rFonts w:ascii="BRH Malayalam Extra" w:hAnsi="BRH Malayalam Extra" w:cs="BRH Devanagari Extra"/>
+                <w:color w:val="000000"/>
+                <w:sz w:val="30"/>
+                <w:szCs w:val="40"/>
+                <w:lang w:val="it-IT"/>
+              </w:rPr>
+              <w:t>–</w:t>
+            </w:r>
+            <w:r>
+              <w:rPr>
+                <w:rFonts w:ascii="BRH Devanagari Extra" w:hAnsi="BRH Devanagari Extra" w:cs="BRH Devanagari Extra"/>
+                <w:color w:val="000000"/>
+                <w:sz w:val="40"/>
+                <w:szCs w:val="40"/>
+                <w:lang w:val="it-IT"/>
+              </w:rPr>
+              <w:t>pÉrÉÉå</w:t>
+            </w:r>
+            <w:r>
+              <w:rPr>
+                <w:rFonts w:ascii="BRH Malayalam Extra" w:hAnsi="BRH Malayalam Extra" w:cs="BRH Devanagari Extra"/>
+                <w:color w:val="000000"/>
+                <w:sz w:val="30"/>
+                <w:szCs w:val="40"/>
+                <w:lang w:val="it-IT"/>
+              </w:rPr>
+              <w:t>–</w:t>
+            </w:r>
+            <w:r>
+              <w:rPr>
+                <w:rFonts w:ascii="BRH Devanagari Extra" w:hAnsi="BRH Devanagari Extra" w:cs="BRH Devanagari Extra"/>
+                <w:color w:val="000000"/>
+                <w:sz w:val="40"/>
+                <w:szCs w:val="40"/>
+                <w:lang w:val="it-IT"/>
+              </w:rPr>
+              <w:t>UÉÌ¦</w:t>
+            </w:r>
+            <w:r>
+              <w:rPr>
+                <w:rFonts w:ascii="BRH Devanagari Extra" w:hAnsi="BRH Devanagari Extra" w:cs="BRH Devanagari Extra"/>
+                <w:color w:val="000000"/>
+                <w:sz w:val="40"/>
+                <w:szCs w:val="40"/>
+                <w:highlight w:val="green"/>
+                <w:lang w:val="it-IT"/>
+              </w:rPr>
+              <w:t>Éï</w:t>
+            </w:r>
+            <w:r>
+              <w:rPr>
+                <w:rFonts w:ascii="BRH Devanagari Extra" w:hAnsi="BRH Devanagari Extra" w:cs="BRH Devanagari Extra"/>
+                <w:color w:val="000000"/>
+                <w:sz w:val="40"/>
+                <w:szCs w:val="40"/>
+                <w:lang w:val="it-IT"/>
+              </w:rPr>
+              <w:t>þrÉÉåÈ | AÉÌ¦ÉïþrÉÉå</w:t>
+            </w:r>
+            <w:r>
+              <w:rPr>
+                <w:rFonts w:ascii="BRH Malayalam Extra" w:hAnsi="BRH Malayalam Extra" w:cs="BRH Devanagari Extra"/>
+                <w:color w:val="000000"/>
+                <w:sz w:val="30"/>
+                <w:szCs w:val="40"/>
+                <w:lang w:val="it-IT"/>
+              </w:rPr>
+              <w:t>–</w:t>
+            </w:r>
+            <w:r>
+              <w:rPr>
+                <w:rFonts w:ascii="BRH Devanagari Extra" w:hAnsi="BRH Devanagari Extra" w:cs="BRH Devanagari Extra"/>
+                <w:color w:val="000000"/>
+                <w:sz w:val="40"/>
+                <w:szCs w:val="40"/>
+                <w:lang w:val="it-IT"/>
+              </w:rPr>
+              <w:t>erÉÉïqÉç |</w:t>
+            </w:r>
+          </w:p>
+        </w:tc>
+      </w:tr>
+      <w:tr>
+        <w:trPr>
+          <w:trHeight w:val="977"/>
+        </w:trPr>
+        <w:tc>
+          <w:tcPr>
+            <w:tcW w:w="3906" w:type="dxa"/>
+          </w:tcPr>
+          <w:p>
+            <w:pPr>
+              <w:widowControl w:val="0"/>
+              <w:tabs>
+                <w:tab w:val="left" w:pos="993"/>
+              </w:tabs>
+              <w:autoSpaceDE w:val="0"/>
+              <w:autoSpaceDN w:val="0"/>
+              <w:adjustRightInd w:val="0"/>
+              <w:spacing w:before="0" w:line="240" w:lineRule="auto"/>
+              <w:ind w:right="297"/>
+              <w:rPr>
+                <w:rFonts w:cs="Arial"/>
+                <w:b/>
+                <w:sz w:val="28"/>
+                <w:szCs w:val="32"/>
+              </w:rPr>
+            </w:pPr>
+            <w:r>
+              <w:rPr>
+                <w:rFonts w:cs="Arial"/>
+                <w:b/>
+                <w:sz w:val="28"/>
+                <w:szCs w:val="32"/>
+              </w:rPr>
+              <w:t>T.S.4.5.</w:t>
+            </w:r>
+            <w:r>
+              <w:rPr>
+                <w:rFonts w:cs="Arial"/>
+                <w:b/>
+                <w:sz w:val="28"/>
+                <w:szCs w:val="32"/>
+              </w:rPr>
+              <w:t>2</w:t>
+            </w:r>
+            <w:r>
+              <w:rPr>
+                <w:rFonts w:cs="Arial"/>
+                <w:b/>
+                <w:sz w:val="28"/>
+                <w:szCs w:val="32"/>
+              </w:rPr>
+              <w:t>.</w:t>
+            </w:r>
+            <w:r>
+              <w:rPr>
+                <w:rFonts w:cs="Arial"/>
+                <w:b/>
+                <w:sz w:val="28"/>
+                <w:szCs w:val="32"/>
+              </w:rPr>
+              <w:t>2</w:t>
+            </w:r>
+            <w:r>
+              <w:rPr>
+                <w:rFonts w:cs="Arial"/>
+                <w:b/>
+                <w:sz w:val="28"/>
+                <w:szCs w:val="32"/>
+              </w:rPr>
+              <w:t xml:space="preserve"> – Kramam</w:t>
+            </w:r>
+          </w:p>
+          <w:p>
+            <w:pPr>
+              <w:widowControl w:val="0"/>
+              <w:tabs>
+                <w:tab w:val="left" w:pos="993"/>
+              </w:tabs>
+              <w:autoSpaceDE w:val="0"/>
+              <w:autoSpaceDN w:val="0"/>
+              <w:adjustRightInd w:val="0"/>
+              <w:spacing w:before="0" w:line="240" w:lineRule="auto"/>
+              <w:ind w:right="297"/>
+              <w:rPr>
+                <w:rFonts w:cs="Arial"/>
+                <w:b/>
+                <w:sz w:val="28"/>
+                <w:szCs w:val="32"/>
+                <w:lang w:val="en-IN"/>
+              </w:rPr>
+            </w:pPr>
+            <w:r>
+              <w:rPr>
+                <w:rFonts w:cs="Arial"/>
+                <w:b/>
+                <w:sz w:val="28"/>
+                <w:szCs w:val="32"/>
+                <w:lang w:val="en-IN"/>
+              </w:rPr>
+              <w:t>Krama Vaakyam No.– 30</w:t>
+            </w:r>
+          </w:p>
+          <w:p>
+            <w:pPr>
+              <w:widowControl w:val="0"/>
+              <w:tabs>
+                <w:tab w:val="left" w:pos="993"/>
+              </w:tabs>
+              <w:autoSpaceDE w:val="0"/>
+              <w:autoSpaceDN w:val="0"/>
+              <w:adjustRightInd w:val="0"/>
+              <w:spacing w:before="0" w:line="240" w:lineRule="auto"/>
+              <w:ind w:right="297"/>
+              <w:rPr>
+                <w:rFonts w:cs="Arial"/>
+                <w:b/>
+                <w:sz w:val="28"/>
+                <w:szCs w:val="32"/>
+                <w:lang w:val="it-IT"/>
+              </w:rPr>
+            </w:pPr>
+            <w:r>
+              <w:rPr>
+                <w:rFonts w:cs="Arial"/>
+                <w:b/>
+                <w:sz w:val="28"/>
+                <w:szCs w:val="32"/>
+                <w:lang w:val="it-IT"/>
+              </w:rPr>
+              <w:t>Panchaati No</w:t>
+            </w:r>
+            <w:r>
+              <w:rPr>
+                <w:rFonts w:cs="Arial"/>
+                <w:b/>
+                <w:szCs w:val="32"/>
+                <w:lang w:val="it-IT"/>
+              </w:rPr>
+              <w:t xml:space="preserve">. </w:t>
+            </w:r>
+            <w:r>
+              <w:rPr>
+                <w:rFonts w:cs="Arial"/>
+                <w:b/>
+                <w:szCs w:val="32"/>
+                <w:lang w:val="it-IT"/>
+              </w:rPr>
+              <w:t>6</w:t>
+            </w:r>
+          </w:p>
+        </w:tc>
+        <w:tc>
+          <w:tcPr>
+            <w:tcW w:w="5103" w:type="dxa"/>
+          </w:tcPr>
+          <w:p>
+            <w:pPr>
+              <w:widowControl w:val="0"/>
+              <w:autoSpaceDE w:val="0"/>
+              <w:autoSpaceDN w:val="0"/>
+              <w:adjustRightInd w:val="0"/>
+              <w:spacing w:before="0" w:line="240" w:lineRule="auto"/>
+              <w:rPr>
+                <w:rFonts w:ascii="BRH Malayalam Extra" w:hAnsi="BRH Malayalam Extra" w:cs="BRH Malayalam Extra"/>
+                <w:color w:val="000000"/>
+                <w:sz w:val="40"/>
+                <w:szCs w:val="40"/>
+                <w:lang w:val="it-IT"/>
+              </w:rPr>
+            </w:pPr>
+            <w:r>
+              <w:rPr>
+                <w:rFonts w:ascii="BRH Devanagari Extra" w:hAnsi="BRH Devanagari Extra" w:cs="BRH Devanagari Extra"/>
+                <w:color w:val="000000"/>
+                <w:sz w:val="40"/>
+                <w:szCs w:val="40"/>
+                <w:lang w:val="it-IT"/>
+              </w:rPr>
+              <w:t>kÉÉ</w:t>
+            </w:r>
+            <w:r>
+              <w:rPr>
+                <w:rFonts w:ascii="BRH Devanagari Extra" w:hAnsi="BRH Devanagari Extra" w:cs="BRH Devanagari Extra"/>
+                <w:color w:val="000000"/>
+                <w:sz w:val="40"/>
+                <w:szCs w:val="40"/>
+                <w:highlight w:val="yellow"/>
+                <w:lang w:val="it-IT"/>
+              </w:rPr>
+              <w:t>uÉ</w:t>
+            </w:r>
+            <w:r>
+              <w:rPr>
+                <w:rFonts w:ascii="BRH Devanagari Extra" w:hAnsi="BRH Devanagari Extra" w:cs="BRH Devanagari Extra"/>
+                <w:color w:val="000000"/>
+                <w:sz w:val="40"/>
+                <w:szCs w:val="40"/>
+                <w:lang w:val="it-IT"/>
+              </w:rPr>
+              <w:t>åþiÉå</w:t>
+            </w:r>
+            <w:r>
+              <w:rPr>
+                <w:rFonts w:ascii="BRH Malayalam Extra" w:hAnsi="BRH Malayalam Extra" w:cs="BRH Devanagari Extra"/>
+                <w:color w:val="000000"/>
+                <w:sz w:val="30"/>
+                <w:szCs w:val="40"/>
+                <w:lang w:val="it-IT"/>
+              </w:rPr>
+              <w:t>–</w:t>
+            </w:r>
+            <w:r>
+              <w:rPr>
+                <w:rFonts w:ascii="BRH Devanagari Extra" w:hAnsi="BRH Devanagari Extra" w:cs="BRH Devanagari Extra"/>
+                <w:color w:val="000000"/>
+                <w:sz w:val="40"/>
+                <w:szCs w:val="40"/>
+                <w:lang w:val="it-IT"/>
+              </w:rPr>
+              <w:t xml:space="preserve"> xÉiuÉþlÉÉqÉç | xÉiuÉþlÉÉ</w:t>
+            </w:r>
+            <w:r>
+              <w:rPr>
+                <w:rFonts w:ascii="BRH Malayalam Extra" w:hAnsi="BRH Malayalam Extra" w:cs="BRH Devanagari Extra"/>
+                <w:color w:val="000000"/>
+                <w:sz w:val="30"/>
+                <w:szCs w:val="40"/>
+                <w:lang w:val="it-IT"/>
+              </w:rPr>
+              <w:t>–</w:t>
+            </w:r>
+            <w:r>
+              <w:rPr>
+                <w:rFonts w:ascii="BRH Devanagari Extra" w:hAnsi="BRH Devanagari Extra" w:cs="BRH Devanagari Extra"/>
+                <w:color w:val="000000"/>
+                <w:sz w:val="40"/>
+                <w:szCs w:val="40"/>
+                <w:lang w:val="it-IT"/>
+              </w:rPr>
+              <w:t>qÉç mÉiÉþrÉå |</w:t>
+            </w:r>
+          </w:p>
+        </w:tc>
+        <w:tc>
+          <w:tcPr>
+            <w:tcW w:w="5386" w:type="dxa"/>
+          </w:tcPr>
+          <w:p>
+            <w:pPr>
+              <w:widowControl w:val="0"/>
+              <w:autoSpaceDE w:val="0"/>
+              <w:autoSpaceDN w:val="0"/>
+              <w:adjustRightInd w:val="0"/>
+              <w:spacing w:before="0" w:line="240" w:lineRule="auto"/>
+              <w:rPr>
+                <w:rFonts w:ascii="BRH Malayalam Extra" w:hAnsi="BRH Malayalam Extra" w:cs="BRH Malayalam Extra"/>
+                <w:color w:val="000000"/>
+                <w:sz w:val="40"/>
+                <w:szCs w:val="40"/>
+                <w:lang w:val="it-IT"/>
+              </w:rPr>
+            </w:pPr>
+            <w:r>
+              <w:rPr>
+                <w:rFonts w:ascii="BRH Devanagari Extra" w:hAnsi="BRH Devanagari Extra" w:cs="BRH Devanagari Extra"/>
+                <w:color w:val="000000"/>
+                <w:sz w:val="40"/>
+                <w:szCs w:val="40"/>
+                <w:lang w:val="it-IT"/>
+              </w:rPr>
+              <w:t>kÉÉ</w:t>
+            </w:r>
+            <w:r>
+              <w:rPr>
+                <w:rFonts w:ascii="BRH Devanagari Extra" w:hAnsi="BRH Devanagari Extra" w:cs="BRH Devanagari Extra"/>
+                <w:color w:val="000000"/>
+                <w:sz w:val="40"/>
+                <w:szCs w:val="40"/>
+                <w:highlight w:val="green"/>
+                <w:lang w:val="it-IT"/>
+              </w:rPr>
+              <w:t>uÉ</w:t>
+            </w:r>
+            <w:r>
+              <w:rPr>
+                <w:rFonts w:ascii="BRH Devanagari Extra" w:hAnsi="BRH Devanagari Extra" w:cs="BRH Devanagari Extra"/>
+                <w:color w:val="000000"/>
+                <w:sz w:val="40"/>
+                <w:szCs w:val="40"/>
+                <w:lang w:val="it-IT"/>
+              </w:rPr>
+              <w:t>þiÉå</w:t>
+            </w:r>
+            <w:r>
+              <w:rPr>
+                <w:rFonts w:ascii="BRH Malayalam Extra" w:hAnsi="BRH Malayalam Extra" w:cs="BRH Devanagari Extra"/>
+                <w:color w:val="000000"/>
+                <w:sz w:val="30"/>
+                <w:szCs w:val="40"/>
+                <w:lang w:val="it-IT"/>
+              </w:rPr>
+              <w:t>–</w:t>
+            </w:r>
+            <w:r>
+              <w:rPr>
+                <w:rFonts w:ascii="BRH Devanagari Extra" w:hAnsi="BRH Devanagari Extra" w:cs="BRH Devanagari Extra"/>
+                <w:color w:val="000000"/>
+                <w:sz w:val="40"/>
+                <w:szCs w:val="40"/>
+                <w:lang w:val="it-IT"/>
+              </w:rPr>
+              <w:t xml:space="preserve"> xÉiuÉþlÉÉqÉç | xÉiuÉþlÉÉ</w:t>
+            </w:r>
+            <w:r>
+              <w:rPr>
+                <w:rFonts w:ascii="BRH Malayalam Extra" w:hAnsi="BRH Malayalam Extra" w:cs="BRH Devanagari Extra"/>
+                <w:color w:val="000000"/>
+                <w:sz w:val="30"/>
+                <w:szCs w:val="40"/>
+                <w:lang w:val="it-IT"/>
+              </w:rPr>
+              <w:t>–</w:t>
+            </w:r>
+            <w:r>
+              <w:rPr>
+                <w:rFonts w:ascii="BRH Devanagari Extra" w:hAnsi="BRH Devanagari Extra" w:cs="BRH Devanagari Extra"/>
+                <w:color w:val="000000"/>
+                <w:sz w:val="40"/>
+                <w:szCs w:val="40"/>
+                <w:lang w:val="it-IT"/>
+              </w:rPr>
+              <w:t>qÉç mÉiÉþrÉå |</w:t>
+            </w:r>
+          </w:p>
+        </w:tc>
+      </w:tr>
+      <w:tr>
+        <w:trPr>
+          <w:trHeight w:val="1118"/>
+        </w:trPr>
+        <w:tc>
+          <w:tcPr>
+            <w:tcW w:w="3906" w:type="dxa"/>
+          </w:tcPr>
+          <w:p>
+            <w:pPr>
+              <w:widowControl w:val="0"/>
+              <w:tabs>
+                <w:tab w:val="left" w:pos="993"/>
+              </w:tabs>
+              <w:autoSpaceDE w:val="0"/>
+              <w:autoSpaceDN w:val="0"/>
+              <w:adjustRightInd w:val="0"/>
+              <w:spacing w:before="0" w:line="252" w:lineRule="auto"/>
+              <w:ind w:right="297"/>
+              <w:rPr>
+                <w:rFonts w:cs="Arial"/>
+                <w:b/>
+                <w:sz w:val="28"/>
+                <w:szCs w:val="32"/>
+              </w:rPr>
+            </w:pPr>
+            <w:r>
+              <w:rPr>
+                <w:rFonts w:cs="Arial"/>
+                <w:b/>
+                <w:sz w:val="28"/>
+                <w:szCs w:val="32"/>
+              </w:rPr>
               <w:t>T.S.4.5.1</w:t>
             </w:r>
             <w:r>
@@ -801,6 +1874,7 @@
                 <w:sz w:val="28"/>
                 <w:szCs w:val="32"/>
               </w:rPr>
+              <w:lastRenderedPageBreak/>
               <w:t>T.S.4.5.1</w:t>
             </w:r>
             <w:r>
@@ -1307,7 +2381,6 @@
                 <w:sz w:val="32"/>
                 <w:szCs w:val="32"/>
               </w:rPr>
-              <w:lastRenderedPageBreak/>
               <w:t>Section, Paragraph</w:t>
             </w:r>
           </w:p>
@@ -3097,7 +4170,6 @@
           <w:b/>
           <w:sz w:val="32"/>
         </w:rPr>
-        <w:lastRenderedPageBreak/>
         <w:t>===================</w:t>
       </w:r>
     </w:p>
